--- a/Books/Stories/ThePrincessInTheClouds/Notes_ThePrincessInTheClouds.docx
+++ b/Books/Stories/ThePrincessInTheClouds/Notes_ThePrincessInTheClouds.docx
@@ -955,7 +955,11 @@
     </w:tbl>
     <w:p/>
     <w:p/>
-    <w:p/>
+    <w:p>
+      <w:r>
+        <w:t>Doctors helping patient in hospital</w:t>
+      </w:r>
+    </w:p>
     <w:p/>
     <w:p>
       <w:pPr>
@@ -7374,12 +7378,10 @@
             <w:tcW w:w="955" w:type="dxa"/>
           </w:tcPr>
           <w:p>
-            <w:proofErr w:type="spellStart"/>
             <w:r>
               <w:lastRenderedPageBreak/>
               <w:t>Bearoon</w:t>
             </w:r>
-            <w:proofErr w:type="spellEnd"/>
           </w:p>
         </w:tc>
         <w:tc>
@@ -7464,13 +7466,8 @@
             <w:tcW w:w="955" w:type="dxa"/>
           </w:tcPr>
           <w:p>
-            <w:proofErr w:type="spellStart"/>
-            <w:r>
-              <w:t>Buggle</w:t>
-            </w:r>
-            <w:proofErr w:type="spellEnd"/>
-            <w:r>
-              <w:t>-bees</w:t>
+            <w:r>
+              <w:t>Buggle-bees</w:t>
             </w:r>
           </w:p>
         </w:tc>
@@ -20477,7 +20474,7 @@
 </file>
 
 <file path=customXml/itemProps1.xml><?xml version="1.0" encoding="utf-8"?>
-<ds:datastoreItem xmlns:ds="http://schemas.openxmlformats.org/officeDocument/2006/customXml" ds:itemID="{C0160148-4D77-4EA6-93FF-38956387BABD}">
+<ds:datastoreItem xmlns:ds="http://schemas.openxmlformats.org/officeDocument/2006/customXml" ds:itemID="{24E22CC5-F2ED-426D-8093-0875C54F6736}">
   <ds:schemaRefs>
     <ds:schemaRef ds:uri="http://schemas.openxmlformats.org/officeDocument/2006/bibliography"/>
   </ds:schemaRefs>

--- a/Books/Stories/ThePrincessInTheClouds/Notes_ThePrincessInTheClouds.docx
+++ b/Books/Stories/ThePrincessInTheClouds/Notes_ThePrincessInTheClouds.docx
@@ -121,18 +121,9 @@
     <w:p>
       <w:r>
         <w:rPr>
-          <w:sz w:val="31"/>
-          <w:szCs w:val="31"/>
+          <w:rFonts w:ascii="MS Gothic" w:eastAsia="MS Gothic" w:hAnsi="MS Gothic" w:cs="MS Gothic" w:hint="eastAsia"/>
         </w:rPr>
         <w:lastRenderedPageBreak/>
-        <w:t>&lt;&lt;&lt;&lt;&lt;--&gt;&gt;&gt;&gt;&gt;</w:t>
-      </w:r>
-    </w:p>
-    <w:p>
-      <w:r>
-        <w:rPr>
-          <w:rFonts w:ascii="MS Gothic" w:eastAsia="MS Gothic" w:hAnsi="MS Gothic" w:cs="MS Gothic" w:hint="eastAsia"/>
-        </w:rPr>
         <w:t>━━━━━━━━━━━━</w:t>
       </w:r>
       <w:r>
@@ -427,12 +418,12 @@
     </w:p>
     <w:p>
       <w:r>
-        <w:lastRenderedPageBreak/>
         <w:t>Endure a monster attack</w:t>
       </w:r>
     </w:p>
     <w:p>
       <w:r>
+        <w:lastRenderedPageBreak/>
         <w:t>Visit dragons</w:t>
       </w:r>
     </w:p>
@@ -471,7 +462,6 @@
         </w:numPr>
       </w:pPr>
       <w:r>
-        <w:lastRenderedPageBreak/>
         <w:t>Pink</w:t>
       </w:r>
     </w:p>
@@ -502,6 +492,7 @@
         </w:numPr>
       </w:pPr>
       <w:r>
+        <w:lastRenderedPageBreak/>
         <w:t>Yellow</w:t>
       </w:r>
     </w:p>
@@ -20474,7 +20465,7 @@
 </file>
 
 <file path=customXml/itemProps1.xml><?xml version="1.0" encoding="utf-8"?>
-<ds:datastoreItem xmlns:ds="http://schemas.openxmlformats.org/officeDocument/2006/customXml" ds:itemID="{24E22CC5-F2ED-426D-8093-0875C54F6736}">
+<ds:datastoreItem xmlns:ds="http://schemas.openxmlformats.org/officeDocument/2006/customXml" ds:itemID="{32AFAF54-B8D3-4D2F-985A-56CFC6096314}">
   <ds:schemaRefs>
     <ds:schemaRef ds:uri="http://schemas.openxmlformats.org/officeDocument/2006/bibliography"/>
   </ds:schemaRefs>
